--- a/CSD325/Module-8/Martin8.2.docx
+++ b/CSD325/Module-8/Martin8.2.docx
@@ -3,6 +3,163 @@
 <w:document xmlns:wpc="http://schemas.microsoft.com/office/word/2010/wordprocessingCanvas" xmlns:cx="http://schemas.microsoft.com/office/drawing/2014/chartex" xmlns:cx1="http://schemas.microsoft.com/office/drawing/2015/9/8/chartex" xmlns:cx2="http://schemas.microsoft.com/office/drawing/2015/10/21/chartex" xmlns:cx3="http://schemas.microsoft.com/office/drawing/2016/5/9/chartex" xmlns:cx4="http://schemas.microsoft.com/office/drawing/2016/5/10/chartex" xmlns:cx5="http://schemas.microsoft.com/office/drawing/2016/5/11/chartex" xmlns:cx6="http://schemas.microsoft.com/office/drawing/2016/5/12/chartex" xmlns:cx7="http://schemas.microsoft.com/office/drawing/2016/5/13/chartex" xmlns:cx8="http://schemas.microsoft.com/office/drawing/2016/5/14/chartex" xmlns:mc="http://schemas.openxmlformats.org/markup-compatibility/2006" xmlns:m="http://schemas.openxmlformats.org/officeDocument/2006/math" xmlns:aink="http://schemas.microsoft.com/office/drawing/2016/ink" xmlns:am3d="http://schemas.microsoft.com/office/drawing/2017/model3d" xmlns:oel="http://schemas.microsoft.com/office/2019/extlst" xmlns:r="http://schemas.openxmlformats.org/officeDocument/2006/relationships" xmlns:wp14="http://schemas.microsoft.com/office/word/2010/wordprocessingDrawing" xmlns:wp="http://schemas.openxmlformats.org/drawingml/2006/wordprocessingDrawing" xmlns:wpg="http://schemas.microsoft.com/office/word/2010/wordprocessingGroup" xmlns:wpi="http://schemas.microsoft.com/office/word/2010/wordprocessingInk" xmlns:wps="http://schemas.microsoft.com/office/word/2010/wordprocessingShape" xmlns:o="urn:schemas-microsoft-com:office:office" xmlns:v="urn:schemas-microsoft-com:vml" xmlns:w10="urn:schemas-microsoft-com:office:word" xmlns:w="http://schemas.openxmlformats.org/wordprocessingml/2006/main" xmlns:w14="http://schemas.microsoft.com/office/word/2010/wordml" xmlns:w15="http://schemas.microsoft.com/office/word/2012/wordml" xmlns:w16cex="http://schemas.microsoft.com/office/word/2018/wordml/cex" xmlns:w16cid="http://schemas.microsoft.com/office/word/2016/wordml/cid" xmlns:w16="http://schemas.microsoft.com/office/word/2018/wordml" xmlns:w16sdtdh="http://schemas.microsoft.com/office/word/2020/wordml/sdtdatahash" xmlns:w16sdtfl="http://schemas.microsoft.com/office/word/2024/wordml/sdtformatlock" xmlns:w16se="http://schemas.microsoft.com/office/word/2015/wordml/symex" xmlns:w16du="http://schemas.microsoft.com/office/word/2023/wordml/word16du" xmlns:wne="http://schemas.microsoft.com/office/word/2006/wordml" mc:Ignorable="w14 w15 w16se w16cid w16 w16cex w16sdtdh w16sdtfl w16du wp14">
   <w:body>
     <w:p>
+      <w:r>
+        <w:rPr>
+          <w:noProof/>
+        </w:rPr>
+        <w:drawing>
+          <wp:anchor distT="0" distB="0" distL="114300" distR="114300" simplePos="0" relativeHeight="251658240" behindDoc="1" locked="0" layoutInCell="1" allowOverlap="1" wp14:anchorId="784C2EDC" wp14:editId="7B854608">
+            <wp:simplePos x="0" y="0"/>
+            <wp:positionH relativeFrom="column">
+              <wp:posOffset>6297295</wp:posOffset>
+            </wp:positionH>
+            <wp:positionV relativeFrom="paragraph">
+              <wp:posOffset>0</wp:posOffset>
+            </wp:positionV>
+            <wp:extent cx="1746250" cy="5875655"/>
+            <wp:effectExtent l="0" t="0" r="0" b="0"/>
+            <wp:wrapTight wrapText="bothSides">
+              <wp:wrapPolygon edited="0">
+                <wp:start x="9111" y="1868"/>
+                <wp:lineTo x="8483" y="2148"/>
+                <wp:lineTo x="8797" y="2568"/>
+                <wp:lineTo x="11153" y="2708"/>
+                <wp:lineTo x="8169" y="3175"/>
+                <wp:lineTo x="7383" y="3362"/>
+                <wp:lineTo x="8797" y="4202"/>
+                <wp:lineTo x="8797" y="4295"/>
+                <wp:lineTo x="10839" y="4949"/>
+                <wp:lineTo x="8797" y="5229"/>
+                <wp:lineTo x="8483" y="5322"/>
+                <wp:lineTo x="8483" y="6443"/>
+                <wp:lineTo x="10996" y="7190"/>
+                <wp:lineTo x="8797" y="7190"/>
+                <wp:lineTo x="8483" y="7283"/>
+                <wp:lineTo x="8483" y="8404"/>
+                <wp:lineTo x="9425" y="8684"/>
+                <wp:lineTo x="11153" y="8684"/>
+                <wp:lineTo x="9268" y="9057"/>
+                <wp:lineTo x="8483" y="9244"/>
+                <wp:lineTo x="8483" y="10365"/>
+                <wp:lineTo x="10525" y="10925"/>
+                <wp:lineTo x="11153" y="10925"/>
+                <wp:lineTo x="8797" y="11112"/>
+                <wp:lineTo x="8483" y="11205"/>
+                <wp:lineTo x="8483" y="12326"/>
+                <wp:lineTo x="8797" y="12419"/>
+                <wp:lineTo x="11153" y="12419"/>
+                <wp:lineTo x="8483" y="13166"/>
+                <wp:lineTo x="8483" y="14286"/>
+                <wp:lineTo x="9897" y="14660"/>
+                <wp:lineTo x="11153" y="14660"/>
+                <wp:lineTo x="7697" y="15080"/>
+                <wp:lineTo x="7383" y="15173"/>
+                <wp:lineTo x="9111" y="16154"/>
+                <wp:lineTo x="10996" y="16901"/>
+                <wp:lineTo x="8954" y="16994"/>
+                <wp:lineTo x="8483" y="17134"/>
+                <wp:lineTo x="8483" y="18255"/>
+                <wp:lineTo x="8954" y="18395"/>
+                <wp:lineTo x="11153" y="18395"/>
+                <wp:lineTo x="8640" y="19142"/>
+                <wp:lineTo x="8640" y="19375"/>
+                <wp:lineTo x="8797" y="19655"/>
+                <wp:lineTo x="9111" y="19749"/>
+                <wp:lineTo x="13824" y="19749"/>
+                <wp:lineTo x="14609" y="19282"/>
+                <wp:lineTo x="14452" y="19142"/>
+                <wp:lineTo x="11782" y="18395"/>
+                <wp:lineTo x="14138" y="18395"/>
+                <wp:lineTo x="14767" y="18208"/>
+                <wp:lineTo x="14924" y="17181"/>
+                <wp:lineTo x="14295" y="17041"/>
+                <wp:lineTo x="12724" y="16901"/>
+                <wp:lineTo x="15552" y="16341"/>
+                <wp:lineTo x="15395" y="16154"/>
+                <wp:lineTo x="14295" y="15407"/>
+                <wp:lineTo x="13196" y="15033"/>
+                <wp:lineTo x="11782" y="14660"/>
+                <wp:lineTo x="13196" y="14660"/>
+                <wp:lineTo x="14767" y="14240"/>
+                <wp:lineTo x="14609" y="13166"/>
+                <wp:lineTo x="11782" y="12419"/>
+                <wp:lineTo x="14295" y="12419"/>
+                <wp:lineTo x="14924" y="12279"/>
+                <wp:lineTo x="14924" y="11252"/>
+                <wp:lineTo x="14295" y="11112"/>
+                <wp:lineTo x="11782" y="10925"/>
+                <wp:lineTo x="12567" y="10925"/>
+                <wp:lineTo x="14609" y="10365"/>
+                <wp:lineTo x="14924" y="9338"/>
+                <wp:lineTo x="14295" y="9151"/>
+                <wp:lineTo x="11782" y="8684"/>
+                <wp:lineTo x="13510" y="8684"/>
+                <wp:lineTo x="14767" y="8357"/>
+                <wp:lineTo x="14924" y="7330"/>
+                <wp:lineTo x="14295" y="7190"/>
+                <wp:lineTo x="12096" y="7190"/>
+                <wp:lineTo x="14609" y="6443"/>
+                <wp:lineTo x="14924" y="5416"/>
+                <wp:lineTo x="14295" y="5229"/>
+                <wp:lineTo x="11782" y="4949"/>
+                <wp:lineTo x="13510" y="4949"/>
+                <wp:lineTo x="15395" y="4529"/>
+                <wp:lineTo x="15081" y="4202"/>
+                <wp:lineTo x="13824" y="3455"/>
+                <wp:lineTo x="11782" y="2708"/>
+                <wp:lineTo x="13981" y="2568"/>
+                <wp:lineTo x="14609" y="2334"/>
+                <wp:lineTo x="13981" y="1868"/>
+                <wp:lineTo x="9111" y="1868"/>
+              </wp:wrapPolygon>
+            </wp:wrapTight>
+            <wp:docPr id="2101456465" name="Picture 1"/>
+            <wp:cNvGraphicFramePr>
+              <a:graphicFrameLocks xmlns:a="http://schemas.openxmlformats.org/drawingml/2006/main" noChangeAspect="1"/>
+            </wp:cNvGraphicFramePr>
+            <a:graphic xmlns:a="http://schemas.openxmlformats.org/drawingml/2006/main">
+              <a:graphicData uri="http://schemas.openxmlformats.org/drawingml/2006/picture">
+                <pic:pic xmlns:pic="http://schemas.openxmlformats.org/drawingml/2006/picture">
+                  <pic:nvPicPr>
+                    <pic:cNvPr id="2101456465" name="Picture 2101456465"/>
+                    <pic:cNvPicPr/>
+                  </pic:nvPicPr>
+                  <pic:blipFill rotWithShape="1">
+                    <a:blip r:embed="rId4"/>
+                    <a:srcRect l="38663" r="37392" b="38192"/>
+                    <a:stretch>
+                      <a:fillRect/>
+                    </a:stretch>
+                  </pic:blipFill>
+                  <pic:spPr bwMode="auto">
+                    <a:xfrm flipH="1">
+                      <a:off x="0" y="0"/>
+                      <a:ext cx="1746250" cy="5875655"/>
+                    </a:xfrm>
+                    <a:prstGeom prst="rect">
+                      <a:avLst/>
+                    </a:prstGeom>
+                    <a:ln>
+                      <a:noFill/>
+                    </a:ln>
+                    <a:extLst>
+                      <a:ext uri="{53640926-AAD7-44D8-BBD7-CCE9431645EC}">
+                        <a14:shadowObscured xmlns:a14="http://schemas.microsoft.com/office/drawing/2010/main"/>
+                      </a:ext>
+                    </a:extLst>
+                  </pic:spPr>
+                </pic:pic>
+              </a:graphicData>
+            </a:graphic>
+            <wp14:sizeRelH relativeFrom="page">
+              <wp14:pctWidth>0</wp14:pctWidth>
+            </wp14:sizeRelH>
+            <wp14:sizeRelV relativeFrom="page">
+              <wp14:pctHeight>0</wp14:pctHeight>
+            </wp14:sizeRelV>
+          </wp:anchor>
+        </w:drawing>
+      </w:r>
       <w:r>
         <w:t>Assignment</w:t>
       </w:r>
@@ -34,9 +191,9 @@
           <w:noProof/>
         </w:rPr>
         <w:drawing>
-          <wp:inline distT="0" distB="0" distL="0" distR="0" wp14:anchorId="324AD6CB" wp14:editId="1C00B43B">
-            <wp:extent cx="5943600" cy="4027805"/>
-            <wp:effectExtent l="0" t="0" r="0" b="0"/>
+          <wp:inline distT="0" distB="0" distL="0" distR="0" wp14:anchorId="324AD6CB" wp14:editId="42BEA419">
+            <wp:extent cx="6019172" cy="4079019"/>
+            <wp:effectExtent l="0" t="0" r="635" b="0"/>
             <wp:docPr id="1948941225" name="Picture 1"/>
             <wp:cNvGraphicFramePr>
               <a:graphicFrameLocks xmlns:a="http://schemas.openxmlformats.org/drawingml/2006/main" noChangeAspect="1"/>
@@ -49,7 +206,7 @@
                     <pic:cNvPicPr/>
                   </pic:nvPicPr>
                   <pic:blipFill>
-                    <a:blip r:embed="rId4">
+                    <a:blip r:embed="rId5">
                       <a:extLst>
                         <a:ext uri="{28A0092B-C50C-407E-A947-70E740481C1C}">
                           <a14:useLocalDpi xmlns:a14="http://schemas.microsoft.com/office/drawing/2010/main" val="0"/>
@@ -63,7 +220,7 @@
                   <pic:spPr>
                     <a:xfrm>
                       <a:off x="0" y="0"/>
-                      <a:ext cx="5943600" cy="4027805"/>
+                      <a:ext cx="6106669" cy="4138313"/>
                     </a:xfrm>
                     <a:prstGeom prst="rect">
                       <a:avLst/>
@@ -77,7 +234,7 @@
       </w:r>
     </w:p>
     <w:sectPr>
-      <w:pgSz w:w="12240" w:h="15840"/>
+      <w:pgSz w:w="15840" w:h="12240" w:orient="landscape"/>
       <w:pgMar w:top="1440" w:right="1440" w:bottom="1440" w:left="1440" w:header="720" w:footer="720" w:gutter="0"/>
       <w:cols w:space="720"/>
       <w:docGrid w:linePitch="360"/>
